--- a/lore/elaria_and_nyxthid.docx
+++ b/lore/elaria_and_nyxthid.docx
@@ -1181,7 +1181,7 @@
         <w:rPr>
           <w:rtl w:val="0"/>
         </w:rPr>
-        <w:t xml:space="preserve">Eons ago, the fabric of reality faced its greatest threat — </w:t>
+        <w:t xml:space="preserve">Eons ago, the fabric of reality faced its greatest threat: </w:t>
       </w:r>
       <w:r>
         <w:rPr>
@@ -1264,7 +1264,7 @@
         <w:rPr>
           <w:rtl w:val="0"/>
         </w:rPr>
-        <w:t xml:space="preserve"> — seemingly innocuous artifacts that contained fragments of her divine power. Each potato represented a different aspect of her being:</w:t>
+        <w:t>: seemingly innocuous artifacts that contained fragments of her divine power. Each potato represented a different aspect of her being:</w:t>
       </w:r>
     </w:p>
     <w:p>
@@ -1287,7 +1287,7 @@
         <w:rPr>
           <w:rtl w:val="0"/>
         </w:rPr>
-        <w:t xml:space="preserve"> — Her power of restoration and life.</w:t>
+        <w:t>: Her power of restoration and life.</w:t>
       </w:r>
     </w:p>
     <w:p>
@@ -1310,7 +1310,7 @@
         <w:rPr>
           <w:rtl w:val="0"/>
         </w:rPr>
-        <w:t xml:space="preserve"> — Her ability to adapt and balance change.</w:t>
+        <w:t>: Her ability to adapt and balance change.</w:t>
       </w:r>
     </w:p>
     <w:p>
@@ -1333,7 +1333,7 @@
         <w:rPr>
           <w:rtl w:val="0"/>
         </w:rPr>
-        <w:t xml:space="preserve"> — Her wisdom to discern and maintain equilibrium.</w:t>
+        <w:t>: Her wisdom to discern and maintain equilibrium.</w:t>
       </w:r>
     </w:p>
     <w:p>
@@ -1410,7 +1410,7 @@
         <w:rPr>
           <w:rtl w:val="0"/>
         </w:rPr>
-        <w:t xml:space="preserve">Without Elaria's active influence, the bonds holding Maldrith’s prison began to fray. Planar rifts formed, and strange magical creatures — like the Pokémon-themed entities — began slipping into the Material Plane. Corruption spread, creating anomalies and unsettling the natural order.</w:t>
+        <w:t>Without Elaria's active influence, the bonds holding Maldrith’s prison began to fray. Planar rifts formed, and strange magical creatures, like the Pokémon-themed entities, began slipping into the Material Plane. Corruption spread, creating anomalies and unsettling the natural order.</w:t>
       </w:r>
     </w:p>
     <w:p>
@@ -1475,7 +1475,7 @@
         <w:rPr>
           <w:rtl w:val="0"/>
         </w:rPr>
-        <w:t xml:space="preserve">In her slumber, she projected a fragment of her consciousness into the dreams and visions of those attuned to the balance of the planes — druids, artificers, and those with deep connections to nature and magic. </w:t>
+        <w:t xml:space="preserve">In her slumber, she projected a fragment of her consciousness into the dreams and visions of those attuned to the balance of the planes: druids, artificers, and those with deep connections to nature and magic. </w:t>
       </w:r>
       <w:r>
         <w:rPr>
